--- a/public/templates/ports-security-issue.docx
+++ b/public/templates/ports-security-issue.docx
@@ -107,8 +107,26 @@
     </w:p>
     <w:p>
       <w:pPr>
+        <w:wordWrap w:val="0"/>
         <w:bidi/>
         <w:spacing w:line="312" w:lineRule="auto"/>
+        <w:rPr>
+          <w:rFonts w:hint="default" w:ascii="Baloo Bhaijaan 2 ExtraBold" w:hAnsi="Baloo Bhaijaan 2 ExtraBold" w:cs="Baloo Bhaijaan 2 ExtraBold"/>
+          <w:b/>
+          <w:bCs/>
+          <w:color w:val="000000" w:themeColor="text1"/>
+          <w:sz w:val="20"/>
+          <w:szCs w:val="20"/>
+          <w:rtl/>
+          <w:lang w:val="en-US" w:bidi="ar-EG"/>
+          <w14:textFill>
+            <w14:solidFill>
+              <w14:schemeClr w14:val="tx1"/>
+            </w14:solidFill>
+          </w14:textFill>
+        </w:rPr>
+      </w:pPr>
+      <w:r>
         <w:rPr>
           <w:rFonts w:ascii="Baloo Bhaijaan 2 ExtraBold" w:hAnsi="Baloo Bhaijaan 2 ExtraBold" w:cs="Baloo Bhaijaan 2 ExtraBold"/>
           <w:b/>
@@ -123,25 +141,25 @@
             </w14:solidFill>
           </w14:textFill>
         </w:rPr>
-      </w:pPr>
-      <w:bookmarkStart w:id="1" w:name="_GoBack"/>
-      <w:bookmarkEnd w:id="1"/>
-      <w:r>
-        <w:rPr>
-          <w:rFonts w:ascii="Baloo Bhaijaan 2 ExtraBold" w:hAnsi="Baloo Bhaijaan 2 ExtraBold" w:cs="Baloo Bhaijaan 2 ExtraBold"/>
+        <w:t>السيد اللواء/ مدير عام</w:t>
+      </w:r>
+      <w:r>
+        <w:rPr>
+          <w:rFonts w:hint="cs" w:ascii="Baloo Bhaijaan 2 ExtraBold" w:hAnsi="Baloo Bhaijaan 2 ExtraBold" w:cs="Baloo Bhaijaan 2 ExtraBold"/>
           <w:b/>
           <w:bCs/>
           <w:color w:val="000000" w:themeColor="text1"/>
           <w:sz w:val="20"/>
           <w:szCs w:val="20"/>
           <w:rtl/>
-          <w14:textFill>
-            <w14:solidFill>
-              <w14:schemeClr w14:val="tx1"/>
-            </w14:solidFill>
-          </w14:textFill>
-        </w:rPr>
-        <w:t>السيد اللواء/ مدير عام الادارة العامة للامن</w:t>
+          <w:lang w:val="en-US" w:bidi="ar-EG"/>
+          <w14:textFill>
+            <w14:solidFill>
+              <w14:schemeClr w14:val="tx1"/>
+            </w14:solidFill>
+          </w14:textFill>
+        </w:rPr>
+        <w:t xml:space="preserve"> مصلحة أمن الموانيء</w:t>
       </w:r>
     </w:p>
     <w:bookmarkEnd w:id="0"/>
@@ -229,7 +247,55 @@
             </w14:solidFill>
           </w14:textFill>
         </w:rPr>
-        <w:t xml:space="preserve"> استخراج عدد </w:t>
+        <w:t xml:space="preserve"> </w:t>
+      </w:r>
+      <w:r>
+        <w:rPr>
+          <w:rFonts w:hint="cs" w:ascii="Baloo Bhaijaan 2 ExtraBold" w:hAnsi="Baloo Bhaijaan 2 ExtraBold" w:cs="Baloo Bhaijaan 2 ExtraBold"/>
+          <w:color w:val="000000" w:themeColor="text1"/>
+          <w:sz w:val="20"/>
+          <w:szCs w:val="20"/>
+          <w:rtl/>
+          <w:lang w:bidi="ar-EG"/>
+          <w14:textFill>
+            <w14:solidFill>
+              <w14:schemeClr w14:val="tx1"/>
+            </w14:solidFill>
+          </w14:textFill>
+        </w:rPr>
+        <w:t>استخراج</w:t>
+      </w:r>
+      <w:r>
+        <w:rPr>
+          <w:rFonts w:hint="cs" w:ascii="Baloo Bhaijaan 2 ExtraBold" w:hAnsi="Baloo Bhaijaan 2 ExtraBold" w:cs="Baloo Bhaijaan 2 ExtraBold"/>
+          <w:color w:val="000000" w:themeColor="text1"/>
+          <w:sz w:val="20"/>
+          <w:szCs w:val="20"/>
+          <w:rtl/>
+          <w:lang w:val="en-US" w:bidi="ar-EG"/>
+          <w14:textFill>
+            <w14:solidFill>
+              <w14:schemeClr w14:val="tx1"/>
+            </w14:solidFill>
+          </w14:textFill>
+        </w:rPr>
+        <w:t xml:space="preserve"> </w:t>
+      </w:r>
+      <w:r>
+        <w:rPr>
+          <w:rFonts w:ascii="Baloo Bhaijaan 2 ExtraBold" w:hAnsi="Baloo Bhaijaan 2 ExtraBold" w:cs="Baloo Bhaijaan 2 ExtraBold"/>
+          <w:color w:val="000000" w:themeColor="text1"/>
+          <w:sz w:val="20"/>
+          <w:szCs w:val="20"/>
+          <w:rtl/>
+          <w:lang w:bidi="ar-EG"/>
+          <w14:textFill>
+            <w14:solidFill>
+              <w14:schemeClr w14:val="tx1"/>
+            </w14:solidFill>
+          </w14:textFill>
+        </w:rPr>
+        <w:t xml:space="preserve">عدد </w:t>
       </w:r>
       <w:r>
         <w:rPr>
@@ -406,10 +472,16 @@
           </w:tcPr>
           <w:p>
             <w:pPr>
+              <w:keepNext w:val="0"/>
+              <w:keepLines w:val="0"/>
+              <w:widowControl/>
+              <w:suppressLineNumbers w:val="0"/>
               <w:bidi/>
+              <w:spacing w:before="0" w:beforeAutospacing="0" w:afterAutospacing="0"/>
+              <w:ind w:left="0" w:right="0"/>
               <w:jc w:val="center"/>
               <w:rPr>
-                <w:rFonts w:ascii="Baloo Bhaijaan 2 ExtraBold" w:hAnsi="Baloo Bhaijaan 2 ExtraBold" w:cs="Baloo Bhaijaan 2 ExtraBold"/>
+                <w:rFonts w:hint="eastAsia" w:ascii="Baloo Bhaijaan 2 ExtraBold" w:hAnsi="Baloo Bhaijaan 2 ExtraBold" w:cs="Baloo Bhaijaan 2 ExtraBold"/>
                 <w:b/>
                 <w:bCs/>
                 <w:color w:val="000000" w:themeColor="text1"/>
@@ -425,7 +497,7 @@
             </w:pPr>
             <w:r>
               <w:rPr>
-                <w:rFonts w:ascii="Baloo Bhaijaan 2 ExtraBold" w:hAnsi="Baloo Bhaijaan 2 ExtraBold" w:cs="Baloo Bhaijaan 2 ExtraBold"/>
+                <w:rFonts w:hint="eastAsia" w:ascii="Baloo Bhaijaan 2 ExtraBold" w:hAnsi="Baloo Bhaijaan 2 ExtraBold" w:cs="Baloo Bhaijaan 2 ExtraBold"/>
                 <w:b/>
                 <w:bCs/>
                 <w:color w:val="000000" w:themeColor="text1"/>
@@ -449,10 +521,16 @@
           </w:tcPr>
           <w:p>
             <w:pPr>
+              <w:keepNext w:val="0"/>
+              <w:keepLines w:val="0"/>
+              <w:widowControl/>
+              <w:suppressLineNumbers w:val="0"/>
               <w:bidi/>
+              <w:spacing w:before="0" w:beforeAutospacing="0" w:afterAutospacing="0"/>
+              <w:ind w:left="0" w:right="0"/>
               <w:jc w:val="center"/>
               <w:rPr>
-                <w:rFonts w:ascii="Baloo Bhaijaan 2 ExtraBold" w:hAnsi="Baloo Bhaijaan 2 ExtraBold" w:cs="Baloo Bhaijaan 2 ExtraBold"/>
+                <w:rFonts w:hint="eastAsia" w:ascii="Baloo Bhaijaan 2 ExtraBold" w:hAnsi="Baloo Bhaijaan 2 ExtraBold" w:cs="Baloo Bhaijaan 2 ExtraBold"/>
                 <w:b/>
                 <w:bCs/>
                 <w:color w:val="000000" w:themeColor="text1"/>
@@ -468,7 +546,7 @@
             </w:pPr>
             <w:r>
               <w:rPr>
-                <w:rFonts w:ascii="Baloo Bhaijaan 2 ExtraBold" w:hAnsi="Baloo Bhaijaan 2 ExtraBold" w:cs="Baloo Bhaijaan 2 ExtraBold"/>
+                <w:rFonts w:hint="eastAsia" w:ascii="Baloo Bhaijaan 2 ExtraBold" w:hAnsi="Baloo Bhaijaan 2 ExtraBold" w:cs="Baloo Bhaijaan 2 ExtraBold"/>
                 <w:b/>
                 <w:bCs/>
                 <w:color w:val="000000" w:themeColor="text1"/>
@@ -492,10 +570,16 @@
           </w:tcPr>
           <w:p>
             <w:pPr>
+              <w:keepNext w:val="0"/>
+              <w:keepLines w:val="0"/>
+              <w:widowControl/>
+              <w:suppressLineNumbers w:val="0"/>
               <w:bidi/>
+              <w:spacing w:before="0" w:beforeAutospacing="0" w:afterAutospacing="0"/>
+              <w:ind w:left="0" w:right="0"/>
               <w:jc w:val="center"/>
               <w:rPr>
-                <w:rFonts w:ascii="Baloo Bhaijaan 2 ExtraBold" w:hAnsi="Baloo Bhaijaan 2 ExtraBold" w:cs="Baloo Bhaijaan 2 ExtraBold"/>
+                <w:rFonts w:hint="eastAsia" w:ascii="Baloo Bhaijaan 2 ExtraBold" w:hAnsi="Baloo Bhaijaan 2 ExtraBold" w:cs="Baloo Bhaijaan 2 ExtraBold"/>
                 <w:b/>
                 <w:bCs/>
                 <w:color w:val="000000" w:themeColor="text1"/>
@@ -511,7 +595,7 @@
             </w:pPr>
             <w:r>
               <w:rPr>
-                <w:rFonts w:ascii="Baloo Bhaijaan 2 ExtraBold" w:hAnsi="Baloo Bhaijaan 2 ExtraBold" w:cs="Baloo Bhaijaan 2 ExtraBold"/>
+                <w:rFonts w:hint="eastAsia" w:ascii="Baloo Bhaijaan 2 ExtraBold" w:hAnsi="Baloo Bhaijaan 2 ExtraBold" w:cs="Baloo Bhaijaan 2 ExtraBold"/>
                 <w:b/>
                 <w:bCs/>
                 <w:color w:val="000000" w:themeColor="text1"/>
@@ -535,10 +619,16 @@
           </w:tcPr>
           <w:p>
             <w:pPr>
+              <w:keepNext w:val="0"/>
+              <w:keepLines w:val="0"/>
+              <w:widowControl/>
+              <w:suppressLineNumbers w:val="0"/>
               <w:bidi/>
+              <w:spacing w:before="0" w:beforeAutospacing="0" w:afterAutospacing="0"/>
+              <w:ind w:left="0" w:right="0"/>
               <w:jc w:val="center"/>
               <w:rPr>
-                <w:rFonts w:ascii="Baloo Bhaijaan 2 ExtraBold" w:hAnsi="Baloo Bhaijaan 2 ExtraBold" w:cs="Baloo Bhaijaan 2 ExtraBold"/>
+                <w:rFonts w:hint="eastAsia" w:ascii="Baloo Bhaijaan 2 ExtraBold" w:hAnsi="Baloo Bhaijaan 2 ExtraBold" w:cs="Baloo Bhaijaan 2 ExtraBold"/>
                 <w:b/>
                 <w:bCs/>
                 <w:color w:val="000000" w:themeColor="text1"/>
@@ -554,7 +644,7 @@
             </w:pPr>
             <w:r>
               <w:rPr>
-                <w:rFonts w:ascii="Baloo Bhaijaan 2 ExtraBold" w:hAnsi="Baloo Bhaijaan 2 ExtraBold" w:cs="Baloo Bhaijaan 2 ExtraBold"/>
+                <w:rFonts w:hint="eastAsia" w:ascii="Baloo Bhaijaan 2 ExtraBold" w:hAnsi="Baloo Bhaijaan 2 ExtraBold" w:cs="Baloo Bhaijaan 2 ExtraBold"/>
                 <w:b/>
                 <w:bCs/>
                 <w:color w:val="000000" w:themeColor="text1"/>
@@ -578,10 +668,16 @@
           </w:tcPr>
           <w:p>
             <w:pPr>
+              <w:keepNext w:val="0"/>
+              <w:keepLines w:val="0"/>
+              <w:widowControl/>
+              <w:suppressLineNumbers w:val="0"/>
               <w:bidi/>
+              <w:spacing w:before="0" w:beforeAutospacing="0" w:afterAutospacing="0"/>
+              <w:ind w:left="0" w:right="0"/>
               <w:jc w:val="center"/>
               <w:rPr>
-                <w:rFonts w:ascii="Baloo Bhaijaan 2 ExtraBold" w:hAnsi="Baloo Bhaijaan 2 ExtraBold" w:cs="Baloo Bhaijaan 2 ExtraBold"/>
+                <w:rFonts w:hint="eastAsia" w:ascii="Baloo Bhaijaan 2 ExtraBold" w:hAnsi="Baloo Bhaijaan 2 ExtraBold" w:cs="Baloo Bhaijaan 2 ExtraBold"/>
                 <w:b/>
                 <w:bCs/>
                 <w:color w:val="000000" w:themeColor="text1"/>
@@ -597,7 +693,7 @@
             </w:pPr>
             <w:r>
               <w:rPr>
-                <w:rFonts w:ascii="Baloo Bhaijaan 2 ExtraBold" w:hAnsi="Baloo Bhaijaan 2 ExtraBold" w:cs="Baloo Bhaijaan 2 ExtraBold"/>
+                <w:rFonts w:hint="eastAsia" w:ascii="Baloo Bhaijaan 2 ExtraBold" w:hAnsi="Baloo Bhaijaan 2 ExtraBold" w:cs="Baloo Bhaijaan 2 ExtraBold"/>
                 <w:b/>
                 <w:bCs/>
                 <w:color w:val="000000" w:themeColor="text1"/>
@@ -643,9 +739,15 @@
           </w:tcPr>
           <w:p>
             <w:pPr>
+              <w:keepNext w:val="0"/>
+              <w:keepLines w:val="0"/>
+              <w:widowControl/>
+              <w:suppressLineNumbers w:val="0"/>
+              <w:spacing w:before="0" w:beforeAutospacing="0" w:afterAutospacing="0"/>
+              <w:ind w:left="0" w:right="0"/>
               <w:jc w:val="center"/>
               <w:rPr>
-                <w:rFonts w:ascii="Baloo Bhaijaan 2" w:hAnsi="Baloo Bhaijaan 2" w:cs="Baloo Bhaijaan 2"/>
+                <w:rFonts w:hint="eastAsia" w:ascii="Baloo Bhaijaan 2" w:hAnsi="Baloo Bhaijaan 2" w:cs="Baloo Bhaijaan 2"/>
                 <w:color w:val="000000" w:themeColor="text1"/>
                 <w:sz w:val="20"/>
                 <w:szCs w:val="20"/>
@@ -665,9 +767,15 @@
           </w:tcPr>
           <w:p>
             <w:pPr>
+              <w:keepNext w:val="0"/>
+              <w:keepLines w:val="0"/>
+              <w:widowControl/>
+              <w:suppressLineNumbers w:val="0"/>
+              <w:spacing w:before="0" w:beforeAutospacing="0" w:afterAutospacing="0"/>
+              <w:ind w:left="0" w:right="0"/>
               <w:jc w:val="center"/>
               <w:rPr>
-                <w:rFonts w:ascii="Baloo Bhaijaan 2" w:hAnsi="Baloo Bhaijaan 2" w:cs="Baloo Bhaijaan 2"/>
+                <w:rFonts w:hint="eastAsia" w:ascii="Baloo Bhaijaan 2" w:hAnsi="Baloo Bhaijaan 2" w:cs="Baloo Bhaijaan 2"/>
                 <w:sz w:val="20"/>
                 <w:szCs w:val="20"/>
                 <w:rtl/>
@@ -681,9 +789,15 @@
           </w:tcPr>
           <w:p>
             <w:pPr>
+              <w:keepNext w:val="0"/>
+              <w:keepLines w:val="0"/>
+              <w:widowControl/>
+              <w:suppressLineNumbers w:val="0"/>
+              <w:spacing w:before="0" w:beforeAutospacing="0" w:afterAutospacing="0"/>
+              <w:ind w:left="0" w:right="0"/>
               <w:jc w:val="center"/>
               <w:rPr>
-                <w:rFonts w:ascii="Baloo Bhaijaan 2" w:hAnsi="Baloo Bhaijaan 2" w:cs="Baloo Bhaijaan 2"/>
+                <w:rFonts w:hint="eastAsia" w:ascii="Baloo Bhaijaan 2" w:hAnsi="Baloo Bhaijaan 2" w:cs="Baloo Bhaijaan 2"/>
                 <w:sz w:val="20"/>
                 <w:szCs w:val="20"/>
                 <w:rtl/>
@@ -697,9 +811,15 @@
           </w:tcPr>
           <w:p>
             <w:pPr>
+              <w:keepNext w:val="0"/>
+              <w:keepLines w:val="0"/>
+              <w:widowControl/>
+              <w:suppressLineNumbers w:val="0"/>
+              <w:spacing w:before="0" w:beforeAutospacing="0" w:afterAutospacing="0"/>
+              <w:ind w:left="0" w:right="0"/>
               <w:jc w:val="center"/>
               <w:rPr>
-                <w:rFonts w:ascii="Baloo Bhaijaan 2" w:hAnsi="Baloo Bhaijaan 2" w:cs="Baloo Bhaijaan 2"/>
+                <w:rFonts w:hint="eastAsia" w:ascii="Baloo Bhaijaan 2" w:hAnsi="Baloo Bhaijaan 2" w:cs="Baloo Bhaijaan 2"/>
                 <w:color w:val="000000" w:themeColor="text1"/>
                 <w:sz w:val="20"/>
                 <w:szCs w:val="20"/>
@@ -711,15 +831,6 @@
                 </w14:textFill>
               </w:rPr>
             </w:pPr>
-            <w:r>
-              <w:rPr>
-                <w:rFonts w:ascii="Baloo Bhaijaan 2" w:hAnsi="Baloo Bhaijaan 2" w:cs="Baloo Bhaijaan 2"/>
-                <w:sz w:val="20"/>
-                <w:szCs w:val="20"/>
-                <w:rtl/>
-              </w:rPr>
-              <w:t>انهاء اجراءات الركاب والطائرات</w:t>
-            </w:r>
           </w:p>
         </w:tc>
         <w:tc>
@@ -728,9 +839,15 @@
           </w:tcPr>
           <w:p>
             <w:pPr>
+              <w:keepNext w:val="0"/>
+              <w:keepLines w:val="0"/>
+              <w:widowControl/>
+              <w:suppressLineNumbers w:val="0"/>
+              <w:spacing w:before="0" w:beforeAutospacing="0" w:afterAutospacing="0"/>
+              <w:ind w:left="0" w:right="0"/>
               <w:jc w:val="center"/>
               <w:rPr>
-                <w:rFonts w:ascii="Baloo Bhaijaan 2" w:hAnsi="Baloo Bhaijaan 2" w:cs="Baloo Bhaijaan 2"/>
+                <w:rFonts w:hint="eastAsia" w:ascii="Baloo Bhaijaan 2" w:hAnsi="Baloo Bhaijaan 2" w:cs="Baloo Bhaijaan 2"/>
                 <w:color w:val="000000" w:themeColor="text1"/>
                 <w:sz w:val="20"/>
                 <w:szCs w:val="20"/>
@@ -742,15 +859,6 @@
                 </w14:textFill>
               </w:rPr>
             </w:pPr>
-            <w:r>
-              <w:rPr>
-                <w:rFonts w:ascii="Baloo Bhaijaan 2" w:hAnsi="Baloo Bhaijaan 2" w:cs="Baloo Bhaijaan 2"/>
-                <w:sz w:val="20"/>
-                <w:szCs w:val="20"/>
-                <w:rtl/>
-              </w:rPr>
-              <w:t>عموم مطارات</w:t>
-            </w:r>
           </w:p>
         </w:tc>
       </w:tr>
@@ -782,9 +890,15 @@
           </w:tcPr>
           <w:p>
             <w:pPr>
+              <w:keepNext w:val="0"/>
+              <w:keepLines w:val="0"/>
+              <w:widowControl/>
+              <w:suppressLineNumbers w:val="0"/>
+              <w:spacing w:before="0" w:beforeAutospacing="0" w:afterAutospacing="0"/>
+              <w:ind w:left="0" w:right="0"/>
               <w:jc w:val="center"/>
               <w:rPr>
-                <w:rFonts w:ascii="Baloo Bhaijaan 2" w:hAnsi="Baloo Bhaijaan 2" w:cs="Baloo Bhaijaan 2"/>
+                <w:rFonts w:hint="eastAsia" w:ascii="Baloo Bhaijaan 2" w:hAnsi="Baloo Bhaijaan 2" w:cs="Baloo Bhaijaan 2"/>
                 <w:color w:val="000000" w:themeColor="text1"/>
                 <w:sz w:val="20"/>
                 <w:szCs w:val="20"/>
@@ -805,9 +919,15 @@
           </w:tcPr>
           <w:p>
             <w:pPr>
+              <w:keepNext w:val="0"/>
+              <w:keepLines w:val="0"/>
+              <w:widowControl/>
+              <w:suppressLineNumbers w:val="0"/>
+              <w:spacing w:before="0" w:beforeAutospacing="0" w:afterAutospacing="0"/>
+              <w:ind w:left="0" w:right="0"/>
               <w:jc w:val="center"/>
               <w:rPr>
-                <w:rFonts w:ascii="Baloo Bhaijaan 2" w:hAnsi="Baloo Bhaijaan 2" w:cs="Baloo Bhaijaan 2"/>
+                <w:rFonts w:hint="eastAsia" w:ascii="Baloo Bhaijaan 2" w:hAnsi="Baloo Bhaijaan 2" w:cs="Baloo Bhaijaan 2"/>
                 <w:sz w:val="20"/>
                 <w:szCs w:val="20"/>
                 <w:rtl/>
@@ -821,9 +941,15 @@
           </w:tcPr>
           <w:p>
             <w:pPr>
+              <w:keepNext w:val="0"/>
+              <w:keepLines w:val="0"/>
+              <w:widowControl/>
+              <w:suppressLineNumbers w:val="0"/>
+              <w:spacing w:before="0" w:beforeAutospacing="0" w:afterAutospacing="0"/>
+              <w:ind w:left="0" w:right="0"/>
               <w:jc w:val="center"/>
               <w:rPr>
-                <w:rFonts w:ascii="Baloo Bhaijaan 2" w:hAnsi="Baloo Bhaijaan 2" w:cs="Baloo Bhaijaan 2"/>
+                <w:rFonts w:hint="eastAsia" w:ascii="Baloo Bhaijaan 2" w:hAnsi="Baloo Bhaijaan 2" w:cs="Baloo Bhaijaan 2"/>
                 <w:sz w:val="20"/>
                 <w:szCs w:val="20"/>
                 <w:rtl/>
@@ -837,9 +963,15 @@
           </w:tcPr>
           <w:p>
             <w:pPr>
+              <w:keepNext w:val="0"/>
+              <w:keepLines w:val="0"/>
+              <w:widowControl/>
+              <w:suppressLineNumbers w:val="0"/>
+              <w:spacing w:before="0" w:beforeAutospacing="0" w:afterAutospacing="0"/>
+              <w:ind w:left="0" w:right="0"/>
               <w:jc w:val="center"/>
               <w:rPr>
-                <w:rFonts w:ascii="Baloo Bhaijaan 2" w:hAnsi="Baloo Bhaijaan 2" w:cs="Baloo Bhaijaan 2"/>
+                <w:rFonts w:hint="eastAsia" w:ascii="Baloo Bhaijaan 2" w:hAnsi="Baloo Bhaijaan 2" w:cs="Baloo Bhaijaan 2"/>
                 <w:color w:val="000000" w:themeColor="text1"/>
                 <w:sz w:val="20"/>
                 <w:szCs w:val="20"/>
@@ -851,15 +983,6 @@
                 </w14:textFill>
               </w:rPr>
             </w:pPr>
-            <w:r>
-              <w:rPr>
-                <w:rFonts w:ascii="Baloo Bhaijaan 2" w:hAnsi="Baloo Bhaijaan 2" w:cs="Baloo Bhaijaan 2"/>
-                <w:sz w:val="20"/>
-                <w:szCs w:val="20"/>
-                <w:rtl/>
-              </w:rPr>
-              <w:t>انهاء اجراءات الركاب والطائرات</w:t>
-            </w:r>
           </w:p>
         </w:tc>
         <w:tc>
@@ -868,9 +991,15 @@
           </w:tcPr>
           <w:p>
             <w:pPr>
+              <w:keepNext w:val="0"/>
+              <w:keepLines w:val="0"/>
+              <w:widowControl/>
+              <w:suppressLineNumbers w:val="0"/>
+              <w:spacing w:before="0" w:beforeAutospacing="0" w:afterAutospacing="0"/>
+              <w:ind w:left="0" w:right="0"/>
               <w:jc w:val="center"/>
               <w:rPr>
-                <w:rFonts w:ascii="Baloo Bhaijaan 2" w:hAnsi="Baloo Bhaijaan 2" w:cs="Baloo Bhaijaan 2"/>
+                <w:rFonts w:hint="eastAsia" w:ascii="Baloo Bhaijaan 2" w:hAnsi="Baloo Bhaijaan 2" w:cs="Baloo Bhaijaan 2"/>
                 <w:color w:val="000000" w:themeColor="text1"/>
                 <w:sz w:val="20"/>
                 <w:szCs w:val="20"/>
@@ -882,15 +1011,6 @@
                 </w14:textFill>
               </w:rPr>
             </w:pPr>
-            <w:r>
-              <w:rPr>
-                <w:rFonts w:ascii="Baloo Bhaijaan 2" w:hAnsi="Baloo Bhaijaan 2" w:cs="Baloo Bhaijaan 2"/>
-                <w:sz w:val="20"/>
-                <w:szCs w:val="20"/>
-                <w:rtl/>
-              </w:rPr>
-              <w:t>عموم مطارات</w:t>
-            </w:r>
           </w:p>
         </w:tc>
       </w:tr>
@@ -976,7 +1096,71 @@
             </w14:solidFill>
           </w14:textFill>
         </w:rPr>
-        <w:t xml:space="preserve">ث ان طبيعة العمل تستلزم التواجد باستمرار داخل الدائرة الجمركية في المطارات لمتابعة الخدمات الارضية لشركات الطيران التي </w:t>
+        <w:t xml:space="preserve">ث </w:t>
+      </w:r>
+      <w:r>
+        <w:rPr>
+          <w:rFonts w:hint="cs" w:ascii="Baloo Bhaijaan 2 ExtraBold" w:hAnsi="Baloo Bhaijaan 2 ExtraBold" w:cs="Baloo Bhaijaan 2 ExtraBold"/>
+          <w:color w:val="000000" w:themeColor="text1"/>
+          <w:sz w:val="20"/>
+          <w:szCs w:val="20"/>
+          <w:rtl/>
+          <w:lang w:bidi="ar-EG"/>
+          <w14:textFill>
+            <w14:solidFill>
+              <w14:schemeClr w14:val="tx1"/>
+            </w14:solidFill>
+          </w14:textFill>
+        </w:rPr>
+        <w:t>أ</w:t>
+      </w:r>
+      <w:r>
+        <w:rPr>
+          <w:rFonts w:ascii="Baloo Bhaijaan 2 ExtraBold" w:hAnsi="Baloo Bhaijaan 2 ExtraBold" w:cs="Baloo Bhaijaan 2 ExtraBold"/>
+          <w:color w:val="000000" w:themeColor="text1"/>
+          <w:sz w:val="20"/>
+          <w:szCs w:val="20"/>
+          <w:rtl/>
+          <w14:textFill>
+            <w14:solidFill>
+              <w14:schemeClr w14:val="tx1"/>
+            </w14:solidFill>
+          </w14:textFill>
+        </w:rPr>
+        <w:t>ن طبيعة العمل تستلزم التواجد باستمرار داخل الدائرة الجمركية في المطارات لمتابعة الخدمات ال</w:t>
+      </w:r>
+      <w:r>
+        <w:rPr>
+          <w:rFonts w:hint="cs" w:ascii="Baloo Bhaijaan 2 ExtraBold" w:hAnsi="Baloo Bhaijaan 2 ExtraBold" w:cs="Baloo Bhaijaan 2 ExtraBold"/>
+          <w:color w:val="000000" w:themeColor="text1"/>
+          <w:sz w:val="20"/>
+          <w:szCs w:val="20"/>
+          <w:rtl/>
+          <w:lang w:bidi="ar-EG"/>
+          <w14:textFill>
+            <w14:solidFill>
+              <w14:schemeClr w14:val="tx1"/>
+            </w14:solidFill>
+          </w14:textFill>
+        </w:rPr>
+        <w:t>أ</w:t>
+      </w:r>
+      <w:bookmarkStart w:id="1" w:name="_GoBack"/>
+      <w:bookmarkEnd w:id="1"/>
+      <w:r>
+        <w:rPr>
+          <w:rFonts w:ascii="Baloo Bhaijaan 2 ExtraBold" w:hAnsi="Baloo Bhaijaan 2 ExtraBold" w:cs="Baloo Bhaijaan 2 ExtraBold"/>
+          <w:color w:val="000000" w:themeColor="text1"/>
+          <w:sz w:val="20"/>
+          <w:szCs w:val="20"/>
+          <w:rtl/>
+          <w14:textFill>
+            <w14:solidFill>
+              <w14:schemeClr w14:val="tx1"/>
+            </w14:solidFill>
+          </w14:textFill>
+        </w:rPr>
+        <w:t xml:space="preserve">رضية لشركات الطيران التي </w:t>
       </w:r>
       <w:r>
         <w:rPr>
@@ -1280,7 +1464,7 @@
     <w:lsdException w:uiPriority="99" w:name="Normal Indent"/>
     <w:lsdException w:uiPriority="99" w:name="footnote text"/>
     <w:lsdException w:uiPriority="99" w:name="annotation text"/>
-    <w:lsdException w:uiPriority="99" w:semiHidden="0" w:name="header"/>
+    <w:lsdException w:qFormat="1" w:uiPriority="99" w:semiHidden="0" w:name="header"/>
     <w:lsdException w:qFormat="1" w:uiPriority="99" w:semiHidden="0" w:name="footer"/>
     <w:lsdException w:uiPriority="99" w:name="index heading"/>
     <w:lsdException w:qFormat="1" w:unhideWhenUsed="0" w:uiPriority="0" w:semiHidden="0" w:name="caption"/>
@@ -1292,7 +1476,7 @@
     <w:lsdException w:uiPriority="99" w:name="line number"/>
     <w:lsdException w:uiPriority="99" w:name="page number"/>
     <w:lsdException w:qFormat="1" w:uiPriority="99" w:semiHidden="0" w:name="endnote reference"/>
-    <w:lsdException w:uiPriority="99" w:semiHidden="0" w:name="endnote text"/>
+    <w:lsdException w:qFormat="1" w:uiPriority="99" w:semiHidden="0" w:name="endnote text"/>
     <w:lsdException w:uiPriority="99" w:name="table of authorities"/>
     <w:lsdException w:uiPriority="99" w:name="macro"/>
     <w:lsdException w:uiPriority="99" w:name="toa heading"/>
@@ -1352,18 +1536,18 @@
     <w:lsdException w:uiPriority="99" w:name="HTML Sample"/>
     <w:lsdException w:uiPriority="99" w:name="HTML Typewriter"/>
     <w:lsdException w:uiPriority="99" w:name="HTML Variable"/>
-    <w:lsdException w:uiPriority="99" w:name="Normal Table"/>
+    <w:lsdException w:qFormat="1" w:uiPriority="99" w:name="Normal Table"/>
     <w:lsdException w:uiPriority="99" w:name="annotation subject"/>
     <w:lsdException w:uiPriority="99" w:name="Table Simple 1"/>
     <w:lsdException w:uiPriority="99" w:name="Table Simple 2"/>
     <w:lsdException w:uiPriority="99" w:name="Table Simple 3"/>
-    <w:lsdException w:unhideWhenUsed="0" w:uiPriority="0" w:semiHidden="0" w:name="Table Classic 1"/>
+    <w:lsdException w:qFormat="1" w:unhideWhenUsed="0" w:uiPriority="0" w:semiHidden="0" w:name="Table Classic 1"/>
     <w:lsdException w:uiPriority="99" w:name="Table Classic 2"/>
     <w:lsdException w:uiPriority="99" w:name="Table Classic 3"/>
     <w:lsdException w:uiPriority="99" w:name="Table Classic 4"/>
-    <w:lsdException w:unhideWhenUsed="0" w:uiPriority="0" w:semiHidden="0" w:name="Table Colorful 1"/>
+    <w:lsdException w:qFormat="1" w:unhideWhenUsed="0" w:uiPriority="0" w:semiHidden="0" w:name="Table Colorful 1"/>
     <w:lsdException w:uiPriority="99" w:name="Table Colorful 2"/>
-    <w:lsdException w:unhideWhenUsed="0" w:uiPriority="0" w:semiHidden="0" w:name="Table Colorful 3"/>
+    <w:lsdException w:qFormat="1" w:unhideWhenUsed="0" w:uiPriority="0" w:semiHidden="0" w:name="Table Colorful 3"/>
     <w:lsdException w:uiPriority="99" w:name="Table Columns 1"/>
     <w:lsdException w:uiPriority="99" w:name="Table Columns 2"/>
     <w:lsdException w:uiPriority="99" w:name="Table Columns 3"/>
@@ -1386,9 +1570,9 @@
     <w:lsdException w:uiPriority="99" w:name="Table List 7"/>
     <w:lsdException w:unhideWhenUsed="0" w:uiPriority="0" w:semiHidden="0" w:name="Table List 8"/>
     <w:lsdException w:uiPriority="99" w:name="Table 3D effects 1"/>
-    <w:lsdException w:unhideWhenUsed="0" w:uiPriority="0" w:semiHidden="0" w:name="Table 3D effects 2"/>
-    <w:lsdException w:unhideWhenUsed="0" w:uiPriority="0" w:semiHidden="0" w:name="Table 3D effects 3"/>
-    <w:lsdException w:unhideWhenUsed="0" w:uiPriority="0" w:semiHidden="0" w:name="Table Contemporary"/>
+    <w:lsdException w:qFormat="1" w:unhideWhenUsed="0" w:uiPriority="0" w:semiHidden="0" w:name="Table 3D effects 2"/>
+    <w:lsdException w:qFormat="1" w:unhideWhenUsed="0" w:uiPriority="0" w:semiHidden="0" w:name="Table 3D effects 3"/>
+    <w:lsdException w:qFormat="1" w:unhideWhenUsed="0" w:uiPriority="0" w:semiHidden="0" w:name="Table Contemporary"/>
     <w:lsdException w:qFormat="1" w:unhideWhenUsed="0" w:uiPriority="0" w:semiHidden="0" w:name="Table Elegant"/>
     <w:lsdException w:uiPriority="99" w:name="Table Professional"/>
     <w:lsdException w:uiPriority="99" w:name="Table Subtle 1"/>
@@ -1396,8 +1580,8 @@
     <w:lsdException w:uiPriority="99" w:name="Table Web 1"/>
     <w:lsdException w:qFormat="1" w:unhideWhenUsed="0" w:uiPriority="0" w:semiHidden="0" w:name="Table Web 2"/>
     <w:lsdException w:qFormat="1" w:unhideWhenUsed="0" w:uiPriority="0" w:semiHidden="0" w:name="Table Web 3"/>
-    <w:lsdException w:unhideWhenUsed="0" w:uiPriority="0" w:name="Balloon Text"/>
-    <w:lsdException w:unhideWhenUsed="0" w:uiPriority="39" w:semiHidden="0" w:name="Table Grid"/>
+    <w:lsdException w:qFormat="1" w:unhideWhenUsed="0" w:uiPriority="0" w:name="Balloon Text"/>
+    <w:lsdException w:qFormat="1" w:unhideWhenUsed="0" w:uiPriority="39" w:semiHidden="0" w:name="Table Grid"/>
     <w:lsdException w:uiPriority="99" w:name="Table Theme"/>
     <w:lsdException w:unhideWhenUsed="0" w:uiPriority="60" w:semiHidden="0" w:name="Light Shading"/>
     <w:lsdException w:unhideWhenUsed="0" w:uiPriority="61" w:semiHidden="0" w:name="Light List"/>
@@ -1660,6 +1844,7 @@
     <w:name w:val="Normal Table"/>
     <w:semiHidden/>
     <w:unhideWhenUsed/>
+    <w:qFormat/>
     <w:uiPriority w:val="99"/>
     <w:pPr>
       <w:keepNext w:val="0"/>
@@ -1688,6 +1873,7 @@
     <w:basedOn w:val="1"/>
     <w:link w:val="40"/>
     <w:semiHidden/>
+    <w:qFormat/>
     <w:uiPriority w:val="0"/>
     <w:rPr>
       <w:rFonts w:ascii="Tahoma" w:hAnsi="Tahoma" w:cs="Tahoma"/>
@@ -1741,6 +1927,7 @@
     <w:basedOn w:val="1"/>
     <w:link w:val="33"/>
     <w:unhideWhenUsed/>
+    <w:qFormat/>
     <w:uiPriority w:val="99"/>
     <w:rPr>
       <w:sz w:val="20"/>
@@ -1766,6 +1953,7 @@
     <w:basedOn w:val="1"/>
     <w:link w:val="31"/>
     <w:unhideWhenUsed/>
+    <w:qFormat/>
     <w:uiPriority w:val="99"/>
     <w:pPr>
       <w:tabs>
@@ -1777,6 +1965,7 @@
   <w:style w:type="table" w:styleId="18">
     <w:name w:val="Table 3D effects 2"/>
     <w:basedOn w:val="10"/>
+    <w:qFormat/>
     <w:uiPriority w:val="0"/>
     <w:pPr>
       <w:spacing w:after="0" w:line="240" w:lineRule="auto"/>
@@ -1857,6 +2046,7 @@
   <w:style w:type="table" w:styleId="19">
     <w:name w:val="Table 3D effects 3"/>
     <w:basedOn w:val="10"/>
+    <w:qFormat/>
     <w:uiPriority w:val="0"/>
     <w:pPr>
       <w:spacing w:after="0" w:line="240" w:lineRule="auto"/>
@@ -1953,6 +2143,7 @@
   <w:style w:type="table" w:styleId="20">
     <w:name w:val="Table Classic 1"/>
     <w:basedOn w:val="10"/>
+    <w:qFormat/>
     <w:uiPriority w:val="0"/>
     <w:pPr>
       <w:spacing w:after="0" w:line="240" w:lineRule="auto"/>
@@ -2042,6 +2233,7 @@
   <w:style w:type="table" w:styleId="21">
     <w:name w:val="Table Colorful 1"/>
     <w:basedOn w:val="10"/>
+    <w:qFormat/>
     <w:uiPriority w:val="0"/>
     <w:pPr>
       <w:spacing w:after="0" w:line="240" w:lineRule="auto"/>
@@ -2127,6 +2319,7 @@
   <w:style w:type="table" w:styleId="22">
     <w:name w:val="Table Colorful 3"/>
     <w:basedOn w:val="10"/>
+    <w:qFormat/>
     <w:uiPriority w:val="0"/>
     <w:pPr>
       <w:spacing w:after="0" w:line="240" w:lineRule="auto"/>
@@ -2192,6 +2385,7 @@
   <w:style w:type="table" w:styleId="23">
     <w:name w:val="Table Contemporary"/>
     <w:basedOn w:val="10"/>
+    <w:qFormat/>
     <w:uiPriority w:val="0"/>
     <w:pPr>
       <w:spacing w:after="0" w:line="240" w:lineRule="auto"/>
@@ -2296,6 +2490,7 @@
   <w:style w:type="table" w:styleId="25">
     <w:name w:val="Table Grid"/>
     <w:basedOn w:val="10"/>
+    <w:qFormat/>
     <w:uiPriority w:val="39"/>
     <w:pPr>
       <w:spacing w:after="0" w:line="240" w:lineRule="auto"/>
